--- a/Mission-1/Documentation.docx
+++ b/Mission-1/Documentation.docx
@@ -340,6 +340,9 @@
         </w:rPr>
       </w:pPr>
       <w:r>
+        <w:rPr>
+          <w:noProof/>
+        </w:rPr>
         <w:drawing>
           <wp:inline distT="0" distB="0" distL="0" distR="0" wp14:anchorId="6B3B00FA" wp14:editId="7B66DFE0">
             <wp:extent cx="5760720" cy="3756025"/>
@@ -403,7 +406,21 @@
           <w:szCs w:val="28"/>
         </w:rPr>
         <w:lastRenderedPageBreak/>
-        <w:t xml:space="preserve">Plan du site par </w:t>
+        <w:t>Plan du site</w:t>
+      </w:r>
+      <w:r>
+        <w:rPr>
+          <w:sz w:val="28"/>
+          <w:szCs w:val="28"/>
+        </w:rPr>
+        <w:t xml:space="preserve"> avec les URLS</w:t>
+      </w:r>
+      <w:r>
+        <w:rPr>
+          <w:sz w:val="28"/>
+          <w:szCs w:val="28"/>
+        </w:rPr>
+        <w:t xml:space="preserve"> par </w:t>
       </w:r>
       <w:proofErr w:type="spellStart"/>
       <w:r>
@@ -427,18 +444,247 @@
           <w:sz w:val="28"/>
           <w:szCs w:val="28"/>
         </w:rPr>
-        <w:t>Mo</w:t>
+        <w:t>Moualfi</w:t>
+      </w:r>
+      <w:proofErr w:type="spellEnd"/>
+      <w:r>
+        <w:rPr>
+          <w:sz w:val="28"/>
+          <w:szCs w:val="28"/>
+        </w:rPr>
+        <w:t xml:space="preserve"> et </w:t>
+      </w:r>
+      <w:proofErr w:type="spellStart"/>
+      <w:r>
+        <w:rPr>
+          <w:sz w:val="28"/>
+          <w:szCs w:val="28"/>
+        </w:rPr>
+        <w:t>Mekaoui</w:t>
+      </w:r>
+      <w:proofErr w:type="spellEnd"/>
+      <w:r>
+        <w:rPr>
+          <w:sz w:val="28"/>
+          <w:szCs w:val="28"/>
+        </w:rPr>
+        <w:t xml:space="preserve"> Mohamed</w:t>
+      </w:r>
+    </w:p>
+    <w:p>
+      <w:pPr>
+        <w:pStyle w:val="Paragraphedeliste"/>
+        <w:rPr>
+          <w:sz w:val="28"/>
+          <w:szCs w:val="28"/>
+        </w:rPr>
+      </w:pPr>
+    </w:p>
+    <w:p>
+      <w:pPr>
+        <w:rPr>
+          <w:sz w:val="28"/>
+          <w:szCs w:val="28"/>
+        </w:rPr>
+      </w:pPr>
+      <w:r>
+        <w:rPr>
+          <w:sz w:val="28"/>
+          <w:szCs w:val="28"/>
+        </w:rPr>
+        <w:drawing>
+          <wp:inline distT="0" distB="0" distL="0" distR="0" wp14:anchorId="3BDB5DBA" wp14:editId="64325944">
+            <wp:extent cx="5760720" cy="1701800"/>
+            <wp:effectExtent l="0" t="0" r="0" b="0"/>
+            <wp:docPr id="2" name="Image 2"/>
+            <wp:cNvGraphicFramePr>
+              <a:graphicFrameLocks xmlns:a="http://schemas.openxmlformats.org/drawingml/2006/main" noChangeAspect="1"/>
+            </wp:cNvGraphicFramePr>
+            <a:graphic xmlns:a="http://schemas.openxmlformats.org/drawingml/2006/main">
+              <a:graphicData uri="http://schemas.openxmlformats.org/drawingml/2006/picture">
+                <pic:pic xmlns:pic="http://schemas.openxmlformats.org/drawingml/2006/picture">
+                  <pic:nvPicPr>
+                    <pic:cNvPr id="1" name=""/>
+                    <pic:cNvPicPr/>
+                  </pic:nvPicPr>
+                  <pic:blipFill>
+                    <a:blip r:embed="rId6"/>
+                    <a:stretch>
+                      <a:fillRect/>
+                    </a:stretch>
+                  </pic:blipFill>
+                  <pic:spPr>
+                    <a:xfrm>
+                      <a:off x="0" y="0"/>
+                      <a:ext cx="5760720" cy="1701800"/>
+                    </a:xfrm>
+                    <a:prstGeom prst="rect">
+                      <a:avLst/>
+                    </a:prstGeom>
+                  </pic:spPr>
+                </pic:pic>
+              </a:graphicData>
+            </a:graphic>
+          </wp:inline>
+        </w:drawing>
+      </w:r>
+    </w:p>
+    <w:p>
+      <w:pPr>
+        <w:rPr>
+          <w:sz w:val="28"/>
+          <w:szCs w:val="28"/>
+        </w:rPr>
+      </w:pPr>
+    </w:p>
+    <w:p>
+      <w:pPr>
+        <w:pStyle w:val="Paragraphedeliste"/>
+        <w:numPr>
+          <w:ilvl w:val="0"/>
+          <w:numId w:val="2"/>
+        </w:numPr>
+        <w:rPr>
+          <w:sz w:val="28"/>
+          <w:szCs w:val="28"/>
+        </w:rPr>
+      </w:pPr>
+      <w:r>
+        <w:rPr>
+          <w:sz w:val="28"/>
+          <w:szCs w:val="28"/>
+        </w:rPr>
+        <w:t xml:space="preserve">Maquette du site par Valentin </w:t>
+      </w:r>
+      <w:proofErr w:type="spellStart"/>
+      <w:r>
+        <w:rPr>
+          <w:sz w:val="28"/>
+          <w:szCs w:val="28"/>
+        </w:rPr>
+        <w:t>Semanchuk</w:t>
+      </w:r>
+      <w:proofErr w:type="spellEnd"/>
+      <w:r>
+        <w:rPr>
+          <w:sz w:val="28"/>
+          <w:szCs w:val="28"/>
+        </w:rPr>
+        <w:t xml:space="preserve">, </w:t>
+      </w:r>
+      <w:proofErr w:type="spellStart"/>
+      <w:r>
+        <w:rPr>
+          <w:sz w:val="28"/>
+          <w:szCs w:val="28"/>
+        </w:rPr>
+        <w:t>Mekaoui</w:t>
+      </w:r>
+      <w:proofErr w:type="spellEnd"/>
+      <w:r>
+        <w:rPr>
+          <w:sz w:val="28"/>
+          <w:szCs w:val="28"/>
+        </w:rPr>
+        <w:t xml:space="preserve"> Mohamed et </w:t>
+      </w:r>
+      <w:proofErr w:type="spellStart"/>
+      <w:r>
+        <w:rPr>
+          <w:sz w:val="28"/>
+          <w:szCs w:val="28"/>
+        </w:rPr>
+        <w:t>Milhane</w:t>
+      </w:r>
+      <w:proofErr w:type="spellEnd"/>
+      <w:r>
+        <w:rPr>
+          <w:sz w:val="28"/>
+          <w:szCs w:val="28"/>
+        </w:rPr>
+        <w:t xml:space="preserve"> </w:t>
+      </w:r>
+      <w:proofErr w:type="spellStart"/>
+      <w:r>
+        <w:rPr>
+          <w:sz w:val="28"/>
+          <w:szCs w:val="28"/>
+        </w:rPr>
+        <w:t>Moualfi</w:t>
       </w:r>
       <w:bookmarkStart w:id="0" w:name="_GoBack"/>
       <w:bookmarkEnd w:id="0"/>
-      <w:r>
-        <w:rPr>
-          <w:sz w:val="28"/>
-          <w:szCs w:val="28"/>
-        </w:rPr>
-        <w:t>ualfi</w:t>
-      </w:r>
       <w:proofErr w:type="spellEnd"/>
+    </w:p>
+    <w:p>
+      <w:pPr>
+        <w:rPr>
+          <w:sz w:val="28"/>
+          <w:szCs w:val="28"/>
+        </w:rPr>
+      </w:pPr>
+    </w:p>
+    <w:p>
+      <w:pPr>
+        <w:ind w:left="360"/>
+        <w:rPr>
+          <w:sz w:val="28"/>
+          <w:szCs w:val="28"/>
+        </w:rPr>
+      </w:pPr>
+      <w:r>
+        <w:rPr>
+          <w:noProof/>
+        </w:rPr>
+        <w:drawing>
+          <wp:inline distT="0" distB="0" distL="0" distR="0" wp14:anchorId="50966B16" wp14:editId="1184A504">
+            <wp:extent cx="5760720" cy="2842532"/>
+            <wp:effectExtent l="0" t="0" r="0" b="0"/>
+            <wp:docPr id="3" name="Image 3"/>
+            <wp:cNvGraphicFramePr>
+              <a:graphicFrameLocks xmlns:a="http://schemas.openxmlformats.org/drawingml/2006/main" noChangeAspect="1"/>
+            </wp:cNvGraphicFramePr>
+            <a:graphic xmlns:a="http://schemas.openxmlformats.org/drawingml/2006/main">
+              <a:graphicData uri="http://schemas.openxmlformats.org/drawingml/2006/picture">
+                <pic:pic xmlns:pic="http://schemas.openxmlformats.org/drawingml/2006/picture">
+                  <pic:nvPicPr>
+                    <pic:cNvPr id="0" name="Picture 1"/>
+                    <pic:cNvPicPr>
+                      <a:picLocks noChangeAspect="1" noChangeArrowheads="1"/>
+                    </pic:cNvPicPr>
+                  </pic:nvPicPr>
+                  <pic:blipFill>
+                    <a:blip r:embed="rId7" cstate="print">
+                      <a:extLst>
+                        <a:ext uri="{28A0092B-C50C-407E-A947-70E740481C1C}">
+                          <a14:useLocalDpi xmlns:a14="http://schemas.microsoft.com/office/drawing/2010/main" val="0"/>
+                        </a:ext>
+                      </a:extLst>
+                    </a:blip>
+                    <a:srcRect/>
+                    <a:stretch>
+                      <a:fillRect/>
+                    </a:stretch>
+                  </pic:blipFill>
+                  <pic:spPr bwMode="auto">
+                    <a:xfrm>
+                      <a:off x="0" y="0"/>
+                      <a:ext cx="5760720" cy="2842532"/>
+                    </a:xfrm>
+                    <a:prstGeom prst="rect">
+                      <a:avLst/>
+                    </a:prstGeom>
+                    <a:noFill/>
+                    <a:ln>
+                      <a:noFill/>
+                    </a:ln>
+                  </pic:spPr>
+                </pic:pic>
+              </a:graphicData>
+            </a:graphic>
+          </wp:inline>
+        </w:drawing>
+      </w:r>
     </w:p>
     <w:sectPr>
       <w:pgSz w:w="11906" w:h="16838"/>

--- a/Mission-1/Documentation.docx
+++ b/Mission-1/Documentation.docx
@@ -489,6 +489,7 @@
       </w:pPr>
       <w:r>
         <w:rPr>
+          <w:noProof/>
           <w:sz w:val="28"/>
           <w:szCs w:val="28"/>
         </w:rPr>
@@ -528,93 +529,6 @@
           </wp:inline>
         </w:drawing>
       </w:r>
-    </w:p>
-    <w:p>
-      <w:pPr>
-        <w:rPr>
-          <w:sz w:val="28"/>
-          <w:szCs w:val="28"/>
-        </w:rPr>
-      </w:pPr>
-    </w:p>
-    <w:p>
-      <w:pPr>
-        <w:pStyle w:val="Paragraphedeliste"/>
-        <w:numPr>
-          <w:ilvl w:val="0"/>
-          <w:numId w:val="2"/>
-        </w:numPr>
-        <w:rPr>
-          <w:sz w:val="28"/>
-          <w:szCs w:val="28"/>
-        </w:rPr>
-      </w:pPr>
-      <w:r>
-        <w:rPr>
-          <w:sz w:val="28"/>
-          <w:szCs w:val="28"/>
-        </w:rPr>
-        <w:t xml:space="preserve">Maquette du site par Valentin </w:t>
-      </w:r>
-      <w:proofErr w:type="spellStart"/>
-      <w:r>
-        <w:rPr>
-          <w:sz w:val="28"/>
-          <w:szCs w:val="28"/>
-        </w:rPr>
-        <w:t>Semanchuk</w:t>
-      </w:r>
-      <w:proofErr w:type="spellEnd"/>
-      <w:r>
-        <w:rPr>
-          <w:sz w:val="28"/>
-          <w:szCs w:val="28"/>
-        </w:rPr>
-        <w:t xml:space="preserve">, </w:t>
-      </w:r>
-      <w:proofErr w:type="spellStart"/>
-      <w:r>
-        <w:rPr>
-          <w:sz w:val="28"/>
-          <w:szCs w:val="28"/>
-        </w:rPr>
-        <w:t>Mekaoui</w:t>
-      </w:r>
-      <w:proofErr w:type="spellEnd"/>
-      <w:r>
-        <w:rPr>
-          <w:sz w:val="28"/>
-          <w:szCs w:val="28"/>
-        </w:rPr>
-        <w:t xml:space="preserve"> Mohamed et </w:t>
-      </w:r>
-      <w:proofErr w:type="spellStart"/>
-      <w:r>
-        <w:rPr>
-          <w:sz w:val="28"/>
-          <w:szCs w:val="28"/>
-        </w:rPr>
-        <w:t>Milhane</w:t>
-      </w:r>
-      <w:proofErr w:type="spellEnd"/>
-      <w:r>
-        <w:rPr>
-          <w:sz w:val="28"/>
-          <w:szCs w:val="28"/>
-        </w:rPr>
-        <w:t xml:space="preserve"> </w:t>
-      </w:r>
-      <w:proofErr w:type="spellStart"/>
-      <w:r>
-        <w:rPr>
-          <w:sz w:val="28"/>
-          <w:szCs w:val="28"/>
-        </w:rPr>
-        <w:t>Moualfi</w:t>
-      </w:r>
-      <w:bookmarkStart w:id="0" w:name="_GoBack"/>
-      <w:bookmarkEnd w:id="0"/>
-      <w:proofErr w:type="spellEnd"/>
     </w:p>
     <w:p>
       <w:pPr>
@@ -685,6 +599,119 @@
           </wp:inline>
         </w:drawing>
       </w:r>
+    </w:p>
+    <w:p>
+      <w:pPr>
+        <w:ind w:left="360"/>
+        <w:rPr>
+          <w:sz w:val="28"/>
+          <w:szCs w:val="28"/>
+        </w:rPr>
+      </w:pPr>
+    </w:p>
+    <w:p>
+      <w:pPr>
+        <w:ind w:left="360"/>
+        <w:rPr>
+          <w:sz w:val="28"/>
+          <w:szCs w:val="28"/>
+        </w:rPr>
+      </w:pPr>
+    </w:p>
+    <w:p>
+      <w:pPr>
+        <w:pStyle w:val="Paragraphedeliste"/>
+        <w:numPr>
+          <w:ilvl w:val="0"/>
+          <w:numId w:val="2"/>
+        </w:numPr>
+        <w:rPr>
+          <w:sz w:val="28"/>
+          <w:szCs w:val="28"/>
+        </w:rPr>
+      </w:pPr>
+      <w:r>
+        <w:rPr>
+          <w:sz w:val="28"/>
+          <w:szCs w:val="28"/>
+        </w:rPr>
+        <w:t xml:space="preserve">Maquette du site par Valentin </w:t>
+      </w:r>
+      <w:proofErr w:type="spellStart"/>
+      <w:r>
+        <w:rPr>
+          <w:sz w:val="28"/>
+          <w:szCs w:val="28"/>
+        </w:rPr>
+        <w:t>Semanchuk</w:t>
+      </w:r>
+      <w:proofErr w:type="spellEnd"/>
+      <w:r>
+        <w:rPr>
+          <w:sz w:val="28"/>
+          <w:szCs w:val="28"/>
+        </w:rPr>
+        <w:t xml:space="preserve"> et </w:t>
+      </w:r>
+      <w:proofErr w:type="spellStart"/>
+      <w:r>
+        <w:rPr>
+          <w:sz w:val="28"/>
+          <w:szCs w:val="28"/>
+        </w:rPr>
+        <w:t>Mekaoui</w:t>
+      </w:r>
+      <w:proofErr w:type="spellEnd"/>
+      <w:r>
+        <w:rPr>
+          <w:sz w:val="28"/>
+          <w:szCs w:val="28"/>
+        </w:rPr>
+        <w:t xml:space="preserve"> Mohamed.</w:t>
+      </w:r>
+    </w:p>
+    <w:p>
+      <w:pPr>
+        <w:ind w:left="360" w:firstLine="348"/>
+        <w:rPr>
+          <w:sz w:val="28"/>
+          <w:szCs w:val="28"/>
+        </w:rPr>
+      </w:pPr>
+      <w:r>
+        <w:rPr>
+          <w:sz w:val="28"/>
+          <w:szCs w:val="28"/>
+        </w:rPr>
+        <w:t xml:space="preserve">Voir maquette en texte dans </w:t>
+      </w:r>
+      <w:r>
+        <w:rPr>
+          <w:sz w:val="28"/>
+          <w:szCs w:val="28"/>
+        </w:rPr>
+        <w:t>Projet-Parking\Mission-1\maquette</w:t>
+      </w:r>
+    </w:p>
+    <w:p>
+      <w:pPr>
+        <w:ind w:left="360" w:firstLine="348"/>
+        <w:rPr>
+          <w:sz w:val="28"/>
+          <w:szCs w:val="28"/>
+        </w:rPr>
+      </w:pPr>
+    </w:p>
+    <w:p>
+      <w:pPr>
+        <w:ind w:left="360" w:firstLine="348"/>
+        <w:rPr>
+          <w:sz w:val="28"/>
+          <w:szCs w:val="28"/>
+        </w:rPr>
+      </w:pPr>
+      <w:bookmarkStart w:id="0" w:name="_GoBack"/>
+      <w:bookmarkEnd w:id="0"/>
     </w:p>
     <w:sectPr>
       <w:pgSz w:w="11906" w:h="16838"/>
